--- a/docs/validation/V09_Channel_Baseline_Integrity.docx
+++ b/docs/validation/V09_Channel_Baseline_Integrity.docx
@@ -530,7 +530,7 @@
                 <w:sz w:val="19"/>
                 <w:szCs w:val="19"/>
               </w:rPr>
-              <w:t xml:space="preserve">When measure folder 05 Channel closes; at the model pass; confirmed again on R1 Page 3 when it is built.</w:t>
+              <w:t xml:space="preserve">When measure folder 05 Channel closes; at the model pass; confirmed again on R1 Page 3 and R2 Page 2 when they are built.</w:t>
             </w:r>
           </w:p>
         </w:tc>
@@ -587,7 +587,7 @@
                 <w:sz w:val="19"/>
                 <w:szCs w:val="19"/>
               </w:rPr>
-              <w:t xml:space="preserve">Power BI Desktop — DAX query view in the model file, then report R1.</w:t>
+              <w:t xml:space="preserve">Power BI Desktop — DAX query view in the model file, then reports R1 and R2.</w:t>
             </w:r>
           </w:p>
         </w:tc>
@@ -1660,7 +1660,7 @@
           <w:sz w:val="22"/>
           <w:szCs w:val="22"/>
         </w:rPr>
-        <w:t xml:space="preserve">This query tries every combination of the two fields a reader can pick on the channel pages, and lists only the ones where the baseline is blank.</w:t>
+        <w:t xml:space="preserve">This query tries every combination of beverage class, item type and year, and lists only the ones where the baseline is blank. The year stands in for the date slicer that is synced across every page: a baseline that holds while 2019 is selected but goes blank when the date slicer leaves 2019 out is the most likely failure, and the earlier two-field version of this query could not see it.</w:t>
       </w:r>
     </w:p>
     <w:p>
@@ -1844,7 +1844,7 @@
           <w:sz w:val="16"/>
           <w:szCs w:val="16"/>
         </w:rPr>
-        <w:t xml:space="preserve">        SUMMARIZE ( DimItem, DimItem[BeverageClass], DimItem[ItemType] ),</w:t>
+        <w:t xml:space="preserve">        CROSSJOIN (</w:t>
       </w:r>
     </w:p>
     <w:p>
@@ -1862,7 +1862,7 @@
           <w:sz w:val="16"/>
           <w:szCs w:val="16"/>
         </w:rPr>
-        <w:t xml:space="preserve">        "2019 baseline", [On-Premise Share 2019 Baseline]</w:t>
+        <w:t xml:space="preserve">            CALCULATETABLE ( VALUES ( DimDate[Year] ), FactItemMovement ),</w:t>
       </w:r>
     </w:p>
     <w:p>
@@ -1880,7 +1880,7 @@
           <w:sz w:val="16"/>
           <w:szCs w:val="16"/>
         </w:rPr>
-        <w:t xml:space="preserve">    ),</w:t>
+        <w:t xml:space="preserve">            SUMMARIZE ( DimItem, DimItem[BeverageClass], DimItem[ItemType] )</w:t>
       </w:r>
     </w:p>
     <w:p>
@@ -1898,6 +1898,60 @@
           <w:sz w:val="16"/>
           <w:szCs w:val="16"/>
         </w:rPr>
+        <w:t xml:space="preserve">        ),</w:t>
+      </w:r>
+    </w:p>
+    <w:p>
+      <w:pPr>
+        <w:pBdr>
+          <w:left w:val="single" w:color="A6A6A6" w:sz="12" w:space="6"/>
+        </w:pBdr>
+        <w:shd w:fill="F2F2F2" w:color="auto" w:val="clear"/>
+        <w:spacing w:after="0" w:before="0" w:line="240"/>
+        <w:ind w:left="180"/>
+      </w:pPr>
+      <w:r>
+        <w:rPr>
+          <w:rFonts w:ascii="Consolas" w:cs="Consolas" w:eastAsia="Consolas" w:hAnsi="Consolas"/>
+          <w:sz w:val="16"/>
+          <w:szCs w:val="16"/>
+        </w:rPr>
+        <w:t xml:space="preserve">        "2019 baseline", [On-Premise Share 2019 Baseline]</w:t>
+      </w:r>
+    </w:p>
+    <w:p>
+      <w:pPr>
+        <w:pBdr>
+          <w:left w:val="single" w:color="A6A6A6" w:sz="12" w:space="6"/>
+        </w:pBdr>
+        <w:shd w:fill="F2F2F2" w:color="auto" w:val="clear"/>
+        <w:spacing w:after="0" w:before="0" w:line="240"/>
+        <w:ind w:left="180"/>
+      </w:pPr>
+      <w:r>
+        <w:rPr>
+          <w:rFonts w:ascii="Consolas" w:cs="Consolas" w:eastAsia="Consolas" w:hAnsi="Consolas"/>
+          <w:sz w:val="16"/>
+          <w:szCs w:val="16"/>
+        </w:rPr>
+        <w:t xml:space="preserve">    ),</w:t>
+      </w:r>
+    </w:p>
+    <w:p>
+      <w:pPr>
+        <w:pBdr>
+          <w:left w:val="single" w:color="A6A6A6" w:sz="12" w:space="6"/>
+        </w:pBdr>
+        <w:shd w:fill="F2F2F2" w:color="auto" w:val="clear"/>
+        <w:spacing w:after="0" w:before="0" w:line="240"/>
+        <w:ind w:left="180"/>
+      </w:pPr>
+      <w:r>
+        <w:rPr>
+          <w:rFonts w:ascii="Consolas" w:cs="Consolas" w:eastAsia="Consolas" w:hAnsi="Consolas"/>
+          <w:sz w:val="16"/>
+          <w:szCs w:val="16"/>
+        </w:rPr>
         <w:t xml:space="preserve">    ISBLANK ( [2019 baseline] )</w:t>
       </w:r>
     </w:p>
@@ -2286,7 +2340,7 @@
           <w:sz w:val="22"/>
           <w:szCs w:val="22"/>
         </w:rPr>
-        <w:t xml:space="preserve">Click each value in the page’s slicers in turn — each beverage class, each item type — and watch the two visuals.</w:t>
+        <w:t xml:space="preserve">Step through the date slicer — include at least one range that leaves 2019 out — and click each bar in 3.6, Volume Gap by Class, which filters the page by beverage class. Watch the two visuals. R1 Page 3 has no beverage-class or item-type slicer of its own (document 15 §5.3); those slicers are on R2 Page 2, covered in Part 3.</w:t>
       </w:r>
     </w:p>
     <w:p>
@@ -2315,6 +2369,346 @@
           <w:szCs w:val="22"/>
         </w:rPr>
         <w:t xml:space="preserve">Note any selection that makes 3.2 show (Blank) or makes the 3.10 line disappear.</w:t>
+      </w:r>
+    </w:p>
+    <w:p>
+      <w:pPr>
+        <w:pStyle w:val="Heading2"/>
+        <w:spacing w:after="120" w:before="280"/>
+      </w:pPr>
+      <w:r>
+        <w:rPr>
+          <w:rFonts w:ascii="Times New Roman" w:cs="Times New Roman" w:eastAsia="Times New Roman" w:hAnsi="Times New Roman"/>
+          <w:b/>
+          <w:bCs/>
+          <w:color w:val="2E5496"/>
+          <w:sz w:val="25"/>
+          <w:szCs w:val="25"/>
+        </w:rPr>
+        <w:t xml:space="preserve">4.5 Part 3 — R2 Page 2, the item-type baseline (once R2 Page 2 exists)</w:t>
+      </w:r>
+    </w:p>
+    <w:p>
+      <w:pPr>
+        <w:spacing w:after="120" w:line="276"/>
+      </w:pPr>
+      <w:r>
+        <w:rPr>
+          <w:rFonts w:ascii="Times New Roman" w:cs="Times New Roman" w:eastAsia="Times New Roman" w:hAnsi="Times New Roman"/>
+          <w:sz w:val="22"/>
+          <w:szCs w:val="22"/>
+        </w:rPr>
+        <w:t xml:space="preserve">R2 Page 2 compares each item type’s share with 2019 in visuals 5.3, 5.6 and 5.8. They use a different measure, Item Type Share vs 2019 (pp), so Part 1 does not test them. Run this in DAX query view in the model file, the same way as Part 1:</w:t>
+      </w:r>
+    </w:p>
+    <w:p>
+      <w:pPr>
+        <w:pBdr>
+          <w:left w:val="single" w:color="A6A6A6" w:sz="12" w:space="6"/>
+        </w:pBdr>
+        <w:shd w:fill="F2F2F2" w:color="auto" w:val="clear"/>
+        <w:spacing w:after="0" w:before="120" w:line="240"/>
+        <w:ind w:left="180"/>
+      </w:pPr>
+      <w:r>
+        <w:rPr>
+          <w:rFonts w:ascii="Consolas" w:cs="Consolas" w:eastAsia="Consolas" w:hAnsi="Consolas"/>
+          <w:sz w:val="16"/>
+          <w:szCs w:val="16"/>
+        </w:rPr>
+        <w:t xml:space="preserve">EVALUATE</w:t>
+      </w:r>
+    </w:p>
+    <w:p>
+      <w:pPr>
+        <w:pBdr>
+          <w:left w:val="single" w:color="A6A6A6" w:sz="12" w:space="6"/>
+        </w:pBdr>
+        <w:shd w:fill="F2F2F2" w:color="auto" w:val="clear"/>
+        <w:spacing w:after="0" w:before="0" w:line="240"/>
+        <w:ind w:left="180"/>
+      </w:pPr>
+      <w:r>
+        <w:rPr>
+          <w:rFonts w:ascii="Consolas" w:cs="Consolas" w:eastAsia="Consolas" w:hAnsi="Consolas"/>
+          <w:sz w:val="16"/>
+          <w:szCs w:val="16"/>
+        </w:rPr>
+        <w:t xml:space="preserve">FILTER (</w:t>
+      </w:r>
+    </w:p>
+    <w:p>
+      <w:pPr>
+        <w:pBdr>
+          <w:left w:val="single" w:color="A6A6A6" w:sz="12" w:space="6"/>
+        </w:pBdr>
+        <w:shd w:fill="F2F2F2" w:color="auto" w:val="clear"/>
+        <w:spacing w:after="0" w:before="0" w:line="240"/>
+        <w:ind w:left="180"/>
+      </w:pPr>
+      <w:r>
+        <w:rPr>
+          <w:rFonts w:ascii="Consolas" w:cs="Consolas" w:eastAsia="Consolas" w:hAnsi="Consolas"/>
+          <w:sz w:val="16"/>
+          <w:szCs w:val="16"/>
+        </w:rPr>
+        <w:t xml:space="preserve">    ADDCOLUMNS (</w:t>
+      </w:r>
+    </w:p>
+    <w:p>
+      <w:pPr>
+        <w:pBdr>
+          <w:left w:val="single" w:color="A6A6A6" w:sz="12" w:space="6"/>
+        </w:pBdr>
+        <w:shd w:fill="F2F2F2" w:color="auto" w:val="clear"/>
+        <w:spacing w:after="0" w:before="0" w:line="240"/>
+        <w:ind w:left="180"/>
+      </w:pPr>
+      <w:r>
+        <w:rPr>
+          <w:rFonts w:ascii="Consolas" w:cs="Consolas" w:eastAsia="Consolas" w:hAnsi="Consolas"/>
+          <w:sz w:val="16"/>
+          <w:szCs w:val="16"/>
+        </w:rPr>
+        <w:t xml:space="preserve">        CROSSJOIN (</w:t>
+      </w:r>
+    </w:p>
+    <w:p>
+      <w:pPr>
+        <w:pBdr>
+          <w:left w:val="single" w:color="A6A6A6" w:sz="12" w:space="6"/>
+        </w:pBdr>
+        <w:shd w:fill="F2F2F2" w:color="auto" w:val="clear"/>
+        <w:spacing w:after="0" w:before="0" w:line="240"/>
+        <w:ind w:left="180"/>
+      </w:pPr>
+      <w:r>
+        <w:rPr>
+          <w:rFonts w:ascii="Consolas" w:cs="Consolas" w:eastAsia="Consolas" w:hAnsi="Consolas"/>
+          <w:sz w:val="16"/>
+          <w:szCs w:val="16"/>
+        </w:rPr>
+        <w:t xml:space="preserve">            CALCULATETABLE ( VALUES ( DimDate[Year] ), FactItemMovement ),</w:t>
+      </w:r>
+    </w:p>
+    <w:p>
+      <w:pPr>
+        <w:pBdr>
+          <w:left w:val="single" w:color="A6A6A6" w:sz="12" w:space="6"/>
+        </w:pBdr>
+        <w:shd w:fill="F2F2F2" w:color="auto" w:val="clear"/>
+        <w:spacing w:after="0" w:before="0" w:line="240"/>
+        <w:ind w:left="180"/>
+      </w:pPr>
+      <w:r>
+        <w:rPr>
+          <w:rFonts w:ascii="Consolas" w:cs="Consolas" w:eastAsia="Consolas" w:hAnsi="Consolas"/>
+          <w:sz w:val="16"/>
+          <w:szCs w:val="16"/>
+        </w:rPr>
+        <w:t xml:space="preserve">            SUMMARIZE ( DimItem, DimItem[BeverageClass], DimItem[ItemType] )</w:t>
+      </w:r>
+    </w:p>
+    <w:p>
+      <w:pPr>
+        <w:pBdr>
+          <w:left w:val="single" w:color="A6A6A6" w:sz="12" w:space="6"/>
+        </w:pBdr>
+        <w:shd w:fill="F2F2F2" w:color="auto" w:val="clear"/>
+        <w:spacing w:after="0" w:before="0" w:line="240"/>
+        <w:ind w:left="180"/>
+      </w:pPr>
+      <w:r>
+        <w:rPr>
+          <w:rFonts w:ascii="Consolas" w:cs="Consolas" w:eastAsia="Consolas" w:hAnsi="Consolas"/>
+          <w:sz w:val="16"/>
+          <w:szCs w:val="16"/>
+        </w:rPr>
+        <w:t xml:space="preserve">        ),</w:t>
+      </w:r>
+    </w:p>
+    <w:p>
+      <w:pPr>
+        <w:pBdr>
+          <w:left w:val="single" w:color="A6A6A6" w:sz="12" w:space="6"/>
+        </w:pBdr>
+        <w:shd w:fill="F2F2F2" w:color="auto" w:val="clear"/>
+        <w:spacing w:after="0" w:before="0" w:line="240"/>
+        <w:ind w:left="180"/>
+      </w:pPr>
+      <w:r>
+        <w:rPr>
+          <w:rFonts w:ascii="Consolas" w:cs="Consolas" w:eastAsia="Consolas" w:hAnsi="Consolas"/>
+          <w:sz w:val="16"/>
+          <w:szCs w:val="16"/>
+        </w:rPr>
+        <w:t xml:space="preserve">        "Share vs 2019", [Item Type Share vs 2019 (pp)]</w:t>
+      </w:r>
+    </w:p>
+    <w:p>
+      <w:pPr>
+        <w:pBdr>
+          <w:left w:val="single" w:color="A6A6A6" w:sz="12" w:space="6"/>
+        </w:pBdr>
+        <w:shd w:fill="F2F2F2" w:color="auto" w:val="clear"/>
+        <w:spacing w:after="0" w:before="0" w:line="240"/>
+        <w:ind w:left="180"/>
+      </w:pPr>
+      <w:r>
+        <w:rPr>
+          <w:rFonts w:ascii="Consolas" w:cs="Consolas" w:eastAsia="Consolas" w:hAnsi="Consolas"/>
+          <w:sz w:val="16"/>
+          <w:szCs w:val="16"/>
+        </w:rPr>
+        <w:t xml:space="preserve">    ),</w:t>
+      </w:r>
+    </w:p>
+    <w:p>
+      <w:pPr>
+        <w:pBdr>
+          <w:left w:val="single" w:color="A6A6A6" w:sz="12" w:space="6"/>
+        </w:pBdr>
+        <w:shd w:fill="F2F2F2" w:color="auto" w:val="clear"/>
+        <w:spacing w:after="0" w:before="0" w:line="240"/>
+        <w:ind w:left="180"/>
+      </w:pPr>
+      <w:r>
+        <w:rPr>
+          <w:rFonts w:ascii="Consolas" w:cs="Consolas" w:eastAsia="Consolas" w:hAnsi="Consolas"/>
+          <w:sz w:val="16"/>
+          <w:szCs w:val="16"/>
+        </w:rPr>
+        <w:t xml:space="preserve">    ISBLANK ( [Share vs 2019] )</w:t>
+      </w:r>
+    </w:p>
+    <w:p>
+      <w:pPr>
+        <w:pBdr>
+          <w:left w:val="single" w:color="A6A6A6" w:sz="12" w:space="6"/>
+        </w:pBdr>
+        <w:shd w:fill="F2F2F2" w:color="auto" w:val="clear"/>
+        <w:spacing w:after="160" w:before="0" w:line="240"/>
+        <w:ind w:left="180"/>
+      </w:pPr>
+      <w:r>
+        <w:rPr>
+          <w:rFonts w:ascii="Consolas" w:cs="Consolas" w:eastAsia="Consolas" w:hAnsi="Consolas"/>
+          <w:sz w:val="16"/>
+          <w:szCs w:val="16"/>
+        </w:rPr>
+        <w:t xml:space="preserve">)</w:t>
+      </w:r>
+    </w:p>
+    <w:p>
+      <w:pPr>
+        <w:tabs>
+          <w:tab w:val="left" w:pos="460"/>
+        </w:tabs>
+        <w:spacing w:after="80" w:line="276"/>
+        <w:ind w:left="460" w:hanging="360"/>
+      </w:pPr>
+      <w:r>
+        <w:rPr>
+          <w:rFonts w:ascii="Times New Roman" w:cs="Times New Roman" w:eastAsia="Times New Roman" w:hAnsi="Times New Roman"/>
+          <w:b/>
+          <w:bCs/>
+          <w:color w:val="1B9E8F"/>
+          <w:sz w:val="22"/>
+          <w:szCs w:val="22"/>
+        </w:rPr>
+        <w:t xml:space="preserve">1.	</w:t>
+      </w:r>
+      <w:r>
+        <w:rPr>
+          <w:rFonts w:ascii="Times New Roman" w:cs="Times New Roman" w:eastAsia="Times New Roman" w:hAnsi="Times New Roman"/>
+          <w:sz w:val="22"/>
+          <w:szCs w:val="22"/>
+        </w:rPr>
+        <w:t xml:space="preserve">Read the grid. Each row is a class, type and year where the comparison with 2019 goes blank. A type that moved no cases at all in that year is expected to be blank — note it as explained. Any other row is a failure.</w:t>
+      </w:r>
+    </w:p>
+    <w:p>
+      <w:pPr>
+        <w:tabs>
+          <w:tab w:val="left" w:pos="460"/>
+        </w:tabs>
+        <w:spacing w:after="80" w:line="276"/>
+        <w:ind w:left="460" w:hanging="360"/>
+      </w:pPr>
+      <w:r>
+        <w:rPr>
+          <w:rFonts w:ascii="Times New Roman" w:cs="Times New Roman" w:eastAsia="Times New Roman" w:hAnsi="Times New Roman"/>
+          <w:b/>
+          <w:bCs/>
+          <w:color w:val="1B9E8F"/>
+          <w:sz w:val="22"/>
+          <w:szCs w:val="22"/>
+        </w:rPr>
+        <w:t xml:space="preserve">2.	</w:t>
+      </w:r>
+      <w:r>
+        <w:rPr>
+          <w:rFonts w:ascii="Times New Roman" w:cs="Times New Roman" w:eastAsia="Times New Roman" w:hAnsi="Times New Roman"/>
+          <w:sz w:val="22"/>
+          <w:szCs w:val="22"/>
+        </w:rPr>
+        <w:t xml:space="preserve">Open R2_Consumer_Stress.pbip from X:\retail-sector-health\pbip and go to Page 2. Set the date slicer to a range that leaves 2019 out.</w:t>
+      </w:r>
+    </w:p>
+    <w:p>
+      <w:pPr>
+        <w:tabs>
+          <w:tab w:val="left" w:pos="460"/>
+        </w:tabs>
+        <w:spacing w:after="80" w:line="276"/>
+        <w:ind w:left="460" w:hanging="360"/>
+      </w:pPr>
+      <w:r>
+        <w:rPr>
+          <w:rFonts w:ascii="Times New Roman" w:cs="Times New Roman" w:eastAsia="Times New Roman" w:hAnsi="Times New Roman"/>
+          <w:b/>
+          <w:bCs/>
+          <w:color w:val="1B9E8F"/>
+          <w:sz w:val="22"/>
+          <w:szCs w:val="22"/>
+        </w:rPr>
+        <w:t xml:space="preserve">3.	</w:t>
+      </w:r>
+      <w:r>
+        <w:rPr>
+          <w:rFonts w:ascii="Times New Roman" w:cs="Times New Roman" w:eastAsia="Times New Roman" w:hAnsi="Times New Roman"/>
+          <w:sz w:val="22"/>
+          <w:szCs w:val="22"/>
+        </w:rPr>
+        <w:t xml:space="preserve">Click each value in the ItemType and BeverageClass slicers (5.1) in turn and watch visuals 5.3, 5.6 and 5.8.</w:t>
+      </w:r>
+    </w:p>
+    <w:p>
+      <w:pPr>
+        <w:tabs>
+          <w:tab w:val="left" w:pos="460"/>
+        </w:tabs>
+        <w:spacing w:after="80" w:line="276"/>
+        <w:ind w:left="460" w:hanging="360"/>
+      </w:pPr>
+      <w:r>
+        <w:rPr>
+          <w:rFonts w:ascii="Times New Roman" w:cs="Times New Roman" w:eastAsia="Times New Roman" w:hAnsi="Times New Roman"/>
+          <w:b/>
+          <w:bCs/>
+          <w:color w:val="1B9E8F"/>
+          <w:sz w:val="22"/>
+          <w:szCs w:val="22"/>
+        </w:rPr>
+        <w:t xml:space="preserve">4.	</w:t>
+      </w:r>
+      <w:r>
+        <w:rPr>
+          <w:rFonts w:ascii="Times New Roman" w:cs="Times New Roman" w:eastAsia="Times New Roman" w:hAnsi="Times New Roman"/>
+          <w:sz w:val="22"/>
+          <w:szCs w:val="22"/>
+        </w:rPr>
+        <w:t xml:space="preserve">Note any selection that makes 5.3 show (Blank), empties the 5.6 line or blanks the last column of 5.8.</w:t>
       </w:r>
     </w:p>
     <w:p>
@@ -2476,7 +2870,7 @@
                 <w:sz w:val="19"/>
                 <w:szCs w:val="19"/>
               </w:rPr>
-              <w:t xml:space="preserve">Part 1 returns no rows and no selection blanks the visuals in Part 2</w:t>
+              <w:t xml:space="preserve">Parts 1 and 3 return no unexplained rows, and no selection blanks a visual in Part 2 or Part 3</w:t>
             </w:r>
           </w:p>
         </w:tc>
@@ -2559,7 +2953,7 @@
                 <w:sz w:val="19"/>
                 <w:szCs w:val="19"/>
               </w:rPr>
-              <w:t xml:space="preserve">Part 1 lists combinations, or a selection blanks a visual</w:t>
+              <w:t xml:space="preserve">Part 1 or Part 3 lists an unexplained combination, or a selection blanks a visual</w:t>
             </w:r>
           </w:p>
         </w:tc>
@@ -2643,7 +3037,7 @@
           <w:sz w:val="21"/>
           <w:szCs w:val="21"/>
         </w:rPr>
-        <w:t xml:space="preserve">Part 2 is only possible once report R1 is built. At the model pass, record Part 1; at the report pass, update the same row with Part 2.</w:t>
+        <w:t xml:space="preserve">Part 2 is only possible once report R1 is built, and the page steps of Part 3 once R2 Page 2 is built. At the model pass, record Parts 1 and 3’s queries; at the R1 and R2 report passes, update the same row with Part 2 and Part 3.</w:t>
       </w:r>
     </w:p>
     <w:p>
@@ -3109,7 +3503,7 @@
                 <w:sz w:val="19"/>
                 <w:szCs w:val="19"/>
               </w:rPr>
-              <w:t xml:space="preserve">Model: 0 blank combinations · R1 P3: all BeverageClass and ItemType selections tested, 3.2 and 3.10 hold values</w:t>
+              <w:t xml:space="preserve">Model: 0 blank combinations · R1 P3: date ranges without 2019 and every 3.6 class tested, 3.2 and 3.10 hold values · R2 P2: every ItemType and BeverageClass selection, 5.3, 5.6, 5.8 hold values</w:t>
             </w:r>
           </w:p>
         </w:tc>
@@ -3560,6 +3954,120 @@
                 <w:szCs w:val="19"/>
               </w:rPr>
               <w:t xml:space="preserve">R1 report pass</w:t>
+            </w:r>
+          </w:p>
+        </w:tc>
+      </w:tr>
+      <w:tr>
+        <w:trPr>
+          <w:cantSplit/>
+        </w:trPr>
+        <w:tc>
+          <w:tcPr>
+            <w:tcW w:type="dxa" w:w="2059"/>
+            <w:tcMar>
+              <w:top w:type="dxa" w:w="60"/>
+              <w:left w:type="dxa" w:w="100"/>
+              <w:bottom w:type="dxa" w:w="60"/>
+              <w:right w:type="dxa" w:w="100"/>
+            </w:tcMar>
+          </w:tcPr>
+          <w:p>
+            <w:pPr>
+              <w:spacing w:after="0" w:line="240"/>
+            </w:pPr>
+            <w:r>
+              <w:rPr>
+                <w:rFonts w:ascii="Times New Roman" w:cs="Times New Roman" w:eastAsia="Times New Roman" w:hAnsi="Times New Roman"/>
+                <w:b w:val="false"/>
+                <w:bCs w:val="false"/>
+                <w:sz w:val="19"/>
+                <w:szCs w:val="19"/>
+              </w:rPr>
+              <w:t xml:space="preserve">G7.07</w:t>
+            </w:r>
+          </w:p>
+        </w:tc>
+        <w:tc>
+          <w:tcPr>
+            <w:tcW w:type="dxa" w:w="7301"/>
+            <w:tcMar>
+              <w:top w:type="dxa" w:w="60"/>
+              <w:left w:type="dxa" w:w="100"/>
+              <w:bottom w:type="dxa" w:w="60"/>
+              <w:right w:type="dxa" w:w="100"/>
+            </w:tcMar>
+          </w:tcPr>
+          <w:p>
+            <w:pPr>
+              <w:spacing w:after="0" w:line="240"/>
+            </w:pPr>
+            <w:r>
+              <w:rPr>
+                <w:rFonts w:ascii="Times New Roman" w:cs="Times New Roman" w:eastAsia="Times New Roman" w:hAnsi="Times New Roman"/>
+                <w:b w:val="false"/>
+                <w:bCs w:val="false"/>
+                <w:sz w:val="19"/>
+                <w:szCs w:val="19"/>
+              </w:rPr>
+              <w:t xml:space="preserve">R2 Page 2 finished</w:t>
+            </w:r>
+          </w:p>
+        </w:tc>
+      </w:tr>
+      <w:tr>
+        <w:trPr>
+          <w:cantSplit/>
+        </w:trPr>
+        <w:tc>
+          <w:tcPr>
+            <w:tcW w:type="dxa" w:w="2059"/>
+            <w:tcMar>
+              <w:top w:type="dxa" w:w="60"/>
+              <w:left w:type="dxa" w:w="100"/>
+              <w:bottom w:type="dxa" w:w="60"/>
+              <w:right w:type="dxa" w:w="100"/>
+            </w:tcMar>
+          </w:tcPr>
+          <w:p>
+            <w:pPr>
+              <w:spacing w:after="0" w:line="240"/>
+            </w:pPr>
+            <w:r>
+              <w:rPr>
+                <w:rFonts w:ascii="Times New Roman" w:cs="Times New Roman" w:eastAsia="Times New Roman" w:hAnsi="Times New Roman"/>
+                <w:b w:val="false"/>
+                <w:bCs w:val="false"/>
+                <w:sz w:val="19"/>
+                <w:szCs w:val="19"/>
+              </w:rPr>
+              <w:t xml:space="preserve">G8.03</w:t>
+            </w:r>
+          </w:p>
+        </w:tc>
+        <w:tc>
+          <w:tcPr>
+            <w:tcW w:type="dxa" w:w="7301"/>
+            <w:tcMar>
+              <w:top w:type="dxa" w:w="60"/>
+              <w:left w:type="dxa" w:w="100"/>
+              <w:bottom w:type="dxa" w:w="60"/>
+              <w:right w:type="dxa" w:w="100"/>
+            </w:tcMar>
+          </w:tcPr>
+          <w:p>
+            <w:pPr>
+              <w:spacing w:after="0" w:line="240"/>
+            </w:pPr>
+            <w:r>
+              <w:rPr>
+                <w:rFonts w:ascii="Times New Roman" w:cs="Times New Roman" w:eastAsia="Times New Roman" w:hAnsi="Times New Roman"/>
+                <w:b w:val="false"/>
+                <w:bCs w:val="false"/>
+                <w:sz w:val="19"/>
+                <w:szCs w:val="19"/>
+              </w:rPr>
+              <w:t xml:space="preserve">R2 report pass</w:t>
             </w:r>
           </w:p>
         </w:tc>
@@ -4148,7 +4656,7 @@
           <w:sz w:val="22"/>
           <w:szCs w:val="22"/>
         </w:rPr>
-        <w:t xml:space="preserve">At the R1 report pass.</w:t>
+        <w:t xml:space="preserve">At the R1 and R2 report passes.</w:t>
       </w:r>
     </w:p>
     <w:p>
